--- a/gdocs_build/Titus.docx
+++ b/gdocs_build/Titus.docx
@@ -175,15 +175,6 @@
             <w:r>
               <w:rPr>
                 <w:b/>
-                <w:sz w:val="16"/>
-              </w:rPr>
-              <w:t>5-9</w:t>
-            </w:r>
-          </w:p>
-          <w:p>
-            <w:r>
-              <w:rPr>
-                <w:b/>
                 <w:sz w:val="18"/>
               </w:rPr>
               <w:t>A Good Grip on the Message</w:t>
@@ -196,15 +187,6 @@
           </w:tcPr>
           <w:p>
             <w:r/>
-            <w:r>
-              <w:rPr>
-                <w:b/>
-                <w:sz w:val="16"/>
-              </w:rPr>
-              <w:t>5-9</w:t>
-            </w:r>
-          </w:p>
-          <w:p>
             <w:r>
               <w:rPr>
                 <w:b/>
@@ -463,15 +445,6 @@
             <w:r>
               <w:rPr>
                 <w:b/>
-                <w:sz w:val="16"/>
-              </w:rPr>
-              <w:t>1-6</w:t>
-            </w:r>
-          </w:p>
-          <w:p>
-            <w:r>
-              <w:rPr>
-                <w:b/>
                 <w:sz w:val="18"/>
               </w:rPr>
               <w:t>A God-Filled Life</w:t>
@@ -484,15 +457,6 @@
           </w:tcPr>
           <w:p>
             <w:r/>
-            <w:r>
-              <w:rPr>
-                <w:b/>
-                <w:sz w:val="16"/>
-              </w:rPr>
-              <w:t>1-6</w:t>
-            </w:r>
-          </w:p>
-          <w:p>
             <w:r>
               <w:rPr>
                 <w:b/>
@@ -948,15 +912,6 @@
             <w:r>
               <w:rPr>
                 <w:b/>
-                <w:sz w:val="16"/>
-              </w:rPr>
-              <w:t>1-2</w:t>
-            </w:r>
-          </w:p>
-          <w:p>
-            <w:r>
-              <w:rPr>
-                <w:b/>
                 <w:sz w:val="18"/>
               </w:rPr>
               <w:t>He Put Our Lives Together</w:t>
@@ -969,15 +924,6 @@
           </w:tcPr>
           <w:p>
             <w:r/>
-            <w:r>
-              <w:rPr>
-                <w:b/>
-                <w:sz w:val="16"/>
-              </w:rPr>
-              <w:t>1-2</w:t>
-            </w:r>
-          </w:p>
-          <w:p>
             <w:r>
               <w:rPr>
                 <w:b/>

--- a/gdocs_build/Titus.docx
+++ b/gdocs_build/Titus.docx
@@ -828,7 +828,7 @@
         <w:pStyle w:val="Heading1"/>
       </w:pPr>
       <w:r>
-        <w:t>Chapter 3 — How to Be a Real G</w:t>
+        <w:t>Chapter 3 — How to Be a Real Good Citizen</w:t>
       </w:r>
     </w:p>
     <w:tbl>
